--- a/fuentes/CF1_DU.docx
+++ b/fuentes/CF1_DU.docx
@@ -14467,30 +14467,26 @@
 </file>
 
 <file path=customXml/item3.xml><?xml version="1.0" encoding="utf-8"?>
-<ct:contentTypeSchema xmlns:ct="http://schemas.microsoft.com/office/2006/metadata/contentType" xmlns:ma="http://schemas.microsoft.com/office/2006/metadata/properties/metaAttributes" ct:_="" ma:_="" ma:contentTypeName="Documento" ma:contentTypeID="0x01010049282E1EDBE9234EA9E6D38F720E265F" ma:contentTypeVersion="15" ma:contentTypeDescription="Crear nuevo documento." ma:contentTypeScope="" ma:versionID="b31c7aa9eaf043a08b87120b3c4916e3">
-  <xsd:schema xmlns:xsd="http://www.w3.org/2001/XMLSchema" xmlns:xs="http://www.w3.org/2001/XMLSchema" xmlns:p="http://schemas.microsoft.com/office/2006/metadata/properties" xmlns:ns2="cb45339b-ced9-4d0d-8f64-77573914d53b" xmlns:ns3="43a3ca16-9c26-4813-b83f-4aec9927b43f" targetNamespace="http://schemas.microsoft.com/office/2006/metadata/properties" ma:root="true" ma:fieldsID="3533d065b04d75c457075bc55f1f5315" ns2:_="" ns3:_="">
-    <xsd:import namespace="cb45339b-ced9-4d0d-8f64-77573914d53b"/>
-    <xsd:import namespace="43a3ca16-9c26-4813-b83f-4aec9927b43f"/>
+<ct:contentTypeSchema xmlns:ct="http://schemas.microsoft.com/office/2006/metadata/contentType" xmlns:ma="http://schemas.microsoft.com/office/2006/metadata/properties/metaAttributes" ct:_="" ma:_="" ma:contentTypeName="Documento" ma:contentTypeID="0x0101005D7421CBAB376F47AC1876466873BE0C" ma:contentTypeVersion="11" ma:contentTypeDescription="Crear nuevo documento." ma:contentTypeScope="" ma:versionID="3a1bba6d8728ce939bf9f95dae234b40">
+  <xsd:schema xmlns:xsd="http://www.w3.org/2001/XMLSchema" xmlns:xs="http://www.w3.org/2001/XMLSchema" xmlns:p="http://schemas.microsoft.com/office/2006/metadata/properties" xmlns:ns2="55abea07-cd72-4a95-add0-1082a24cf9e9" xmlns:ns3="285d351f-f218-493a-825f-85a9dfbde315" targetNamespace="http://schemas.microsoft.com/office/2006/metadata/properties" ma:root="true" ma:fieldsID="a4f96e62c8f781ccc064189483c2e669" ns2:_="" ns3:_="">
+    <xsd:import namespace="55abea07-cd72-4a95-add0-1082a24cf9e9"/>
+    <xsd:import namespace="285d351f-f218-493a-825f-85a9dfbde315"/>
     <xsd:element name="properties">
       <xsd:complexType>
         <xsd:sequence>
           <xsd:element name="documentManagement">
             <xsd:complexType>
               <xsd:all>
-                <xsd:element ref="ns2:SharedWithUsers" minOccurs="0"/>
-                <xsd:element ref="ns2:SharedWithDetails" minOccurs="0"/>
-                <xsd:element ref="ns3:MediaServiceMetadata" minOccurs="0"/>
-                <xsd:element ref="ns3:MediaServiceFastMetadata" minOccurs="0"/>
-                <xsd:element ref="ns3:MediaServiceDateTaken" minOccurs="0"/>
-                <xsd:element ref="ns3:MediaServiceObjectDetectorVersions" minOccurs="0"/>
-                <xsd:element ref="ns3:MediaLengthInSeconds" minOccurs="0"/>
-                <xsd:element ref="ns3:MediaServiceLocation" minOccurs="0"/>
-                <xsd:element ref="ns3:MediaServiceGenerationTime" minOccurs="0"/>
-                <xsd:element ref="ns3:MediaServiceEventHashCode" minOccurs="0"/>
-                <xsd:element ref="ns3:lcf76f155ced4ddcb4097134ff3c332f" minOccurs="0"/>
-                <xsd:element ref="ns2:TaxCatchAll" minOccurs="0"/>
-                <xsd:element ref="ns3:MediaServiceOCR" minOccurs="0"/>
-                <xsd:element ref="ns3:MediaServiceSearchProperties" minOccurs="0"/>
+                <xsd:element ref="ns2:MediaServiceMetadata" minOccurs="0"/>
+                <xsd:element ref="ns2:MediaServiceFastMetadata" minOccurs="0"/>
+                <xsd:element ref="ns2:MediaServiceSearchProperties" minOccurs="0"/>
+                <xsd:element ref="ns2:MediaServiceDateTaken" minOccurs="0"/>
+                <xsd:element ref="ns2:lcf76f155ced4ddcb4097134ff3c332f" minOccurs="0"/>
+                <xsd:element ref="ns3:TaxCatchAll" minOccurs="0"/>
+                <xsd:element ref="ns2:MediaServiceOCR" minOccurs="0"/>
+                <xsd:element ref="ns2:MediaServiceGenerationTime" minOccurs="0"/>
+                <xsd:element ref="ns2:MediaServiceEventHashCode" minOccurs="0"/>
+                <xsd:element ref="ns2:MediaLengthInSeconds" minOccurs="0"/>
               </xsd:all>
             </xsd:complexType>
           </xsd:element>
@@ -14498,78 +14494,41 @@
       </xsd:complexType>
     </xsd:element>
   </xsd:schema>
-  <xsd:schema xmlns:xsd="http://www.w3.org/2001/XMLSchema" xmlns:xs="http://www.w3.org/2001/XMLSchema" xmlns:dms="http://schemas.microsoft.com/office/2006/documentManagement/types" xmlns:pc="http://schemas.microsoft.com/office/infopath/2007/PartnerControls" targetNamespace="cb45339b-ced9-4d0d-8f64-77573914d53b" elementFormDefault="qualified">
+  <xsd:schema xmlns:xsd="http://www.w3.org/2001/XMLSchema" xmlns:xs="http://www.w3.org/2001/XMLSchema" xmlns:dms="http://schemas.microsoft.com/office/2006/documentManagement/types" xmlns:pc="http://schemas.microsoft.com/office/infopath/2007/PartnerControls" targetNamespace="55abea07-cd72-4a95-add0-1082a24cf9e9" elementFormDefault="qualified">
     <xsd:import namespace="http://schemas.microsoft.com/office/2006/documentManagement/types"/>
     <xsd:import namespace="http://schemas.microsoft.com/office/infopath/2007/PartnerControls"/>
-    <xsd:element name="SharedWithUsers" ma:index="8" nillable="true" ma:displayName="Compartido con" ma:internalName="SharedWithUsers" ma:readOnly="true">
+    <xsd:element name="MediaServiceMetadata" ma:index="8" nillable="true" ma:displayName="MediaServiceMetadata" ma:hidden="true" ma:internalName="MediaServiceMetadata" ma:readOnly="true">
+      <xsd:simpleType>
+        <xsd:restriction base="dms:Note"/>
+      </xsd:simpleType>
+    </xsd:element>
+    <xsd:element name="MediaServiceFastMetadata" ma:index="9" nillable="true" ma:displayName="MediaServiceFastMetadata" ma:hidden="true" ma:internalName="MediaServiceFastMetadata" ma:readOnly="true">
+      <xsd:simpleType>
+        <xsd:restriction base="dms:Note"/>
+      </xsd:simpleType>
+    </xsd:element>
+    <xsd:element name="MediaServiceSearchProperties" ma:index="10" nillable="true" ma:displayName="MediaServiceSearchProperties" ma:hidden="true" ma:internalName="MediaServiceSearchProperties" ma:readOnly="true">
+      <xsd:simpleType>
+        <xsd:restriction base="dms:Note"/>
+      </xsd:simpleType>
+    </xsd:element>
+    <xsd:element name="MediaServiceDateTaken" ma:index="11" nillable="true" ma:displayName="MediaServiceDateTaken" ma:hidden="true" ma:indexed="true" ma:internalName="MediaServiceDateTaken" ma:readOnly="true">
+      <xsd:simpleType>
+        <xsd:restriction base="dms:Text"/>
+      </xsd:simpleType>
+    </xsd:element>
+    <xsd:element name="lcf76f155ced4ddcb4097134ff3c332f" ma:index="13" nillable="true" ma:taxonomy="true" ma:internalName="lcf76f155ced4ddcb4097134ff3c332f" ma:taxonomyFieldName="MediaServiceImageTags" ma:displayName="Etiquetas de imagen" ma:readOnly="false" ma:fieldId="{5cf76f15-5ced-4ddc-b409-7134ff3c332f}" ma:taxonomyMulti="true" ma:sspId="d33c8c81-5745-4931-bcc4-c2aeafe86780" ma:termSetId="09814cd3-568e-fe90-9814-8d621ff8fb84" ma:anchorId="fba54fb3-c3e1-fe81-a776-ca4b69148c4d" ma:open="true" ma:isKeyword="false">
       <xsd:complexType>
-        <xsd:complexContent>
-          <xsd:extension base="dms:UserMulti">
-            <xsd:sequence>
-              <xsd:element name="UserInfo" minOccurs="0" maxOccurs="unbounded">
-                <xsd:complexType>
-                  <xsd:sequence>
-                    <xsd:element name="DisplayName" type="xsd:string" minOccurs="0"/>
-                    <xsd:element name="AccountId" type="dms:UserId" minOccurs="0" nillable="true"/>
-                    <xsd:element name="AccountType" type="xsd:string" minOccurs="0"/>
-                  </xsd:sequence>
-                </xsd:complexType>
-              </xsd:element>
-            </xsd:sequence>
-          </xsd:extension>
-        </xsd:complexContent>
+        <xsd:sequence>
+          <xsd:element ref="pc:Terms" minOccurs="0" maxOccurs="1"/>
+        </xsd:sequence>
       </xsd:complexType>
     </xsd:element>
-    <xsd:element name="SharedWithDetails" ma:index="9" nillable="true" ma:displayName="Detalles de uso compartido" ma:internalName="SharedWithDetails" ma:readOnly="true">
+    <xsd:element name="MediaServiceOCR" ma:index="15" nillable="true" ma:displayName="Extracted Text" ma:internalName="MediaServiceOCR" ma:readOnly="true">
       <xsd:simpleType>
         <xsd:restriction base="dms:Note">
           <xsd:maxLength value="255"/>
         </xsd:restriction>
-      </xsd:simpleType>
-    </xsd:element>
-    <xsd:element name="TaxCatchAll" ma:index="20" nillable="true" ma:displayName="Taxonomy Catch All Column" ma:hidden="true" ma:list="{2f40a149-578b-41a1-8845-c88bc1831770}" ma:internalName="TaxCatchAll" ma:showField="CatchAllData" ma:web="cb45339b-ced9-4d0d-8f64-77573914d53b">
-      <xsd:complexType>
-        <xsd:complexContent>
-          <xsd:extension base="dms:MultiChoiceLookup">
-            <xsd:sequence>
-              <xsd:element name="Value" type="dms:Lookup" maxOccurs="unbounded" minOccurs="0" nillable="true"/>
-            </xsd:sequence>
-          </xsd:extension>
-        </xsd:complexContent>
-      </xsd:complexType>
-    </xsd:element>
-  </xsd:schema>
-  <xsd:schema xmlns:xsd="http://www.w3.org/2001/XMLSchema" xmlns:xs="http://www.w3.org/2001/XMLSchema" xmlns:dms="http://schemas.microsoft.com/office/2006/documentManagement/types" xmlns:pc="http://schemas.microsoft.com/office/infopath/2007/PartnerControls" targetNamespace="43a3ca16-9c26-4813-b83f-4aec9927b43f" elementFormDefault="qualified">
-    <xsd:import namespace="http://schemas.microsoft.com/office/2006/documentManagement/types"/>
-    <xsd:import namespace="http://schemas.microsoft.com/office/infopath/2007/PartnerControls"/>
-    <xsd:element name="MediaServiceMetadata" ma:index="10" nillable="true" ma:displayName="MediaServiceMetadata" ma:hidden="true" ma:internalName="MediaServiceMetadata" ma:readOnly="true">
-      <xsd:simpleType>
-        <xsd:restriction base="dms:Note"/>
-      </xsd:simpleType>
-    </xsd:element>
-    <xsd:element name="MediaServiceFastMetadata" ma:index="11" nillable="true" ma:displayName="MediaServiceFastMetadata" ma:hidden="true" ma:internalName="MediaServiceFastMetadata" ma:readOnly="true">
-      <xsd:simpleType>
-        <xsd:restriction base="dms:Note"/>
-      </xsd:simpleType>
-    </xsd:element>
-    <xsd:element name="MediaServiceDateTaken" ma:index="12" nillable="true" ma:displayName="MediaServiceDateTaken" ma:hidden="true" ma:indexed="true" ma:internalName="MediaServiceDateTaken" ma:readOnly="true">
-      <xsd:simpleType>
-        <xsd:restriction base="dms:Text"/>
-      </xsd:simpleType>
-    </xsd:element>
-    <xsd:element name="MediaServiceObjectDetectorVersions" ma:index="13" nillable="true" ma:displayName="MediaServiceObjectDetectorVersions" ma:hidden="true" ma:indexed="true" ma:internalName="MediaServiceObjectDetectorVersions" ma:readOnly="true">
-      <xsd:simpleType>
-        <xsd:restriction base="dms:Text"/>
-      </xsd:simpleType>
-    </xsd:element>
-    <xsd:element name="MediaLengthInSeconds" ma:index="14" nillable="true" ma:displayName="MediaLengthInSeconds" ma:hidden="true" ma:internalName="MediaLengthInSeconds" ma:readOnly="true">
-      <xsd:simpleType>
-        <xsd:restriction base="dms:Unknown"/>
-      </xsd:simpleType>
-    </xsd:element>
-    <xsd:element name="MediaServiceLocation" ma:index="15" nillable="true" ma:displayName="Location" ma:indexed="true" ma:internalName="MediaServiceLocation" ma:readOnly="true">
-      <xsd:simpleType>
-        <xsd:restriction base="dms:Text"/>
       </xsd:simpleType>
     </xsd:element>
     <xsd:element name="MediaServiceGenerationTime" ma:index="16" nillable="true" ma:displayName="MediaServiceGenerationTime" ma:hidden="true" ma:internalName="MediaServiceGenerationTime" ma:readOnly="true">
@@ -14582,24 +14541,25 @@
         <xsd:restriction base="dms:Text"/>
       </xsd:simpleType>
     </xsd:element>
-    <xsd:element name="lcf76f155ced4ddcb4097134ff3c332f" ma:index="19" nillable="true" ma:taxonomy="true" ma:internalName="lcf76f155ced4ddcb4097134ff3c332f" ma:taxonomyFieldName="MediaServiceImageTags" ma:displayName="Etiquetas de imagen" ma:readOnly="false" ma:fieldId="{5cf76f15-5ced-4ddc-b409-7134ff3c332f}" ma:taxonomyMulti="true" ma:sspId="d33c8c81-5745-4931-bcc4-c2aeafe86780" ma:termSetId="09814cd3-568e-fe90-9814-8d621ff8fb84" ma:anchorId="fba54fb3-c3e1-fe81-a776-ca4b69148c4d" ma:open="true" ma:isKeyword="false">
-      <xsd:complexType>
-        <xsd:sequence>
-          <xsd:element ref="pc:Terms" minOccurs="0" maxOccurs="1"/>
-        </xsd:sequence>
-      </xsd:complexType>
-    </xsd:element>
-    <xsd:element name="MediaServiceOCR" ma:index="21" nillable="true" ma:displayName="Extracted Text" ma:internalName="MediaServiceOCR" ma:readOnly="true">
+    <xsd:element name="MediaLengthInSeconds" ma:index="18" nillable="true" ma:displayName="MediaLengthInSeconds" ma:hidden="true" ma:internalName="MediaLengthInSeconds" ma:readOnly="true">
       <xsd:simpleType>
-        <xsd:restriction base="dms:Note">
-          <xsd:maxLength value="255"/>
-        </xsd:restriction>
+        <xsd:restriction base="dms:Unknown"/>
       </xsd:simpleType>
     </xsd:element>
-    <xsd:element name="MediaServiceSearchProperties" ma:index="22" nillable="true" ma:displayName="MediaServiceSearchProperties" ma:hidden="true" ma:internalName="MediaServiceSearchProperties" ma:readOnly="true">
-      <xsd:simpleType>
-        <xsd:restriction base="dms:Note"/>
-      </xsd:simpleType>
+  </xsd:schema>
+  <xsd:schema xmlns:xsd="http://www.w3.org/2001/XMLSchema" xmlns:xs="http://www.w3.org/2001/XMLSchema" xmlns:dms="http://schemas.microsoft.com/office/2006/documentManagement/types" xmlns:pc="http://schemas.microsoft.com/office/infopath/2007/PartnerControls" targetNamespace="285d351f-f218-493a-825f-85a9dfbde315" elementFormDefault="qualified">
+    <xsd:import namespace="http://schemas.microsoft.com/office/2006/documentManagement/types"/>
+    <xsd:import namespace="http://schemas.microsoft.com/office/infopath/2007/PartnerControls"/>
+    <xsd:element name="TaxCatchAll" ma:index="14" nillable="true" ma:displayName="Taxonomy Catch All Column" ma:hidden="true" ma:list="{5d57ac59-ec13-4ab6-8bf8-a162ea89df9b}" ma:internalName="TaxCatchAll" ma:showField="CatchAllData" ma:web="285d351f-f218-493a-825f-85a9dfbde315">
+      <xsd:complexType>
+        <xsd:complexContent>
+          <xsd:extension base="dms:MultiChoiceLookup">
+            <xsd:sequence>
+              <xsd:element name="Value" type="dms:Lookup" maxOccurs="unbounded" minOccurs="0" nillable="true"/>
+            </xsd:sequence>
+          </xsd:extension>
+        </xsd:complexContent>
+      </xsd:complexType>
     </xsd:element>
   </xsd:schema>
   <xsd:schema xmlns="http://schemas.openxmlformats.org/package/2006/metadata/core-properties" xmlns:xsd="http://www.w3.org/2001/XMLSchema" xmlns:xsi="http://www.w3.org/2001/XMLSchema-instance" xmlns:dc="http://purl.org/dc/elements/1.1/" xmlns:dcterms="http://purl.org/dc/terms/" xmlns:odoc="http://schemas.microsoft.com/internal/obd" targetNamespace="http://schemas.openxmlformats.org/package/2006/metadata/core-properties" elementFormDefault="qualified" attributeFormDefault="unqualified" blockDefault="#all">
@@ -14704,8 +14664,8 @@
 <file path=customXml/item4.xml><?xml version="1.0" encoding="utf-8"?>
 <p:properties xmlns:p="http://schemas.microsoft.com/office/2006/metadata/properties" xmlns:xsi="http://www.w3.org/2001/XMLSchema-instance" xmlns:pc="http://schemas.microsoft.com/office/infopath/2007/PartnerControls">
   <documentManagement>
-    <TaxCatchAll xmlns="cb45339b-ced9-4d0d-8f64-77573914d53b" xsi:nil="true"/>
-    <lcf76f155ced4ddcb4097134ff3c332f xmlns="43a3ca16-9c26-4813-b83f-4aec9927b43f">
+    <TaxCatchAll xmlns="285d351f-f218-493a-825f-85a9dfbde315" xsi:nil="true"/>
+    <lcf76f155ced4ddcb4097134ff3c332f xmlns="55abea07-cd72-4a95-add0-1082a24cf9e9">
       <Terms xmlns="http://schemas.microsoft.com/office/infopath/2007/PartnerControls"/>
     </lcf76f155ced4ddcb4097134ff3c332f>
   </documentManagement>
@@ -14729,22 +14689,7 @@
 </file>
 
 <file path=customXml/itemProps3.xml><?xml version="1.0" encoding="utf-8"?>
-<ds:datastoreItem xmlns:ds="http://schemas.openxmlformats.org/officeDocument/2006/customXml" ds:itemID="{0BC4A0A4-89EA-4C0C-9011-C1B351E892BC}">
-  <ds:schemaRefs>
-    <ds:schemaRef ds:uri="http://schemas.microsoft.com/office/2006/metadata/contentType"/>
-    <ds:schemaRef ds:uri="http://schemas.microsoft.com/office/2006/metadata/properties/metaAttributes"/>
-    <ds:schemaRef ds:uri="http://www.w3.org/2001/XMLSchema"/>
-    <ds:schemaRef ds:uri="http://schemas.microsoft.com/office/2006/metadata/properties"/>
-    <ds:schemaRef ds:uri="cb45339b-ced9-4d0d-8f64-77573914d53b"/>
-    <ds:schemaRef ds:uri="43a3ca16-9c26-4813-b83f-4aec9927b43f"/>
-    <ds:schemaRef ds:uri="http://schemas.microsoft.com/office/2006/documentManagement/types"/>
-    <ds:schemaRef ds:uri="http://schemas.microsoft.com/office/infopath/2007/PartnerControls"/>
-    <ds:schemaRef ds:uri="http://schemas.openxmlformats.org/package/2006/metadata/core-properties"/>
-    <ds:schemaRef ds:uri="http://purl.org/dc/elements/1.1/"/>
-    <ds:schemaRef ds:uri="http://purl.org/dc/terms/"/>
-    <ds:schemaRef ds:uri="http://schemas.microsoft.com/internal/obd"/>
-  </ds:schemaRefs>
-</ds:datastoreItem>
+<ds:datastoreItem xmlns:ds="http://schemas.openxmlformats.org/officeDocument/2006/customXml" ds:itemID="{0698188A-5B7C-4032-8021-12C85029C166}"/>
 </file>
 
 <file path=customXml/itemProps4.xml><?xml version="1.0" encoding="utf-8"?>

--- a/fuentes/CF1_DU.docx
+++ b/fuentes/CF1_DU.docx
@@ -2480,6 +2480,20 @@
     </w:tbl>
     <w:p>
       <w:pPr>
+        <w:jc w:val="center"/>
+        <w:rPr>
+          <w:lang w:eastAsia="es-CO"/>
+        </w:rPr>
+      </w:pPr>
+      <w:r>
+        <w:rPr>
+          <w:lang w:eastAsia="es-CO"/>
+        </w:rPr>
+        <w:t>Fuente: Instituto Nacional de Vigilancia de Medicamentos y Alimentos [INVIMA], 2021.</w:t>
+      </w:r>
+    </w:p>
+    <w:p>
+      <w:pPr>
         <w:rPr>
           <w:lang w:eastAsia="es-CO"/>
         </w:rPr>
@@ -2518,24 +2532,30 @@
         <w:rPr>
           <w:lang w:eastAsia="es-CO"/>
         </w:rPr>
-        <w:t>Aunque no hacen parte del modelo biomédico convencional, los productos homeopáticos tienen una presencia reconocida en algunos servicios farmacéuticos. Son elaborados a partir de sustancias de origen vegetal, mineral o animal, y se fundamentan en los principios propios de la homeopatía. En Colombia, su regulación está a cargo del INVIMA, el cual exige registro sanitario, validación de los procesos de preparación y cumplimiento de condiciones específicas de conservación. La selección de proveedores en esta categoría debe contemplar su experiencia, especialización y alineación con criterios de calidad terapéutica y trazabilidad del producto.</w:t>
-      </w:r>
-    </w:p>
-    <w:p>
-      <w:pPr>
-        <w:rPr>
-          <w:b/>
-          <w:bCs/>
-          <w:lang w:eastAsia="es-CO"/>
-        </w:rPr>
-      </w:pPr>
-      <w:r>
-        <w:rPr>
-          <w:b/>
-          <w:bCs/>
+        <w:t xml:space="preserve">Aunque no hacen parte del modelo biomédico convencional, los productos homeopáticos tienen una presencia reconocida en algunos servicios farmacéuticos. Son elaborados a partir de sustancias de origen vegetal, mineral o animal, y se fundamentan en los principios propios de la homeopatía. En Colombia, su regulación está a cargo del INVIMA, el cual exige registro sanitario, validación de los procesos de preparación y </w:t>
+      </w:r>
+      <w:r>
+        <w:rPr>
           <w:lang w:eastAsia="es-CO"/>
         </w:rPr>
         <w:lastRenderedPageBreak/>
+        <w:t>cumplimiento de condiciones específicas de conservación. La selección de proveedores en esta categoría debe contemplar su experiencia, especialización y alineación con criterios de calidad terapéutica y trazabilidad del producto.</w:t>
+      </w:r>
+    </w:p>
+    <w:p>
+      <w:pPr>
+        <w:rPr>
+          <w:b/>
+          <w:bCs/>
+          <w:lang w:eastAsia="es-CO"/>
+        </w:rPr>
+      </w:pPr>
+      <w:r>
+        <w:rPr>
+          <w:b/>
+          <w:bCs/>
+          <w:lang w:eastAsia="es-CO"/>
+        </w:rPr>
         <w:t>Suplementos nutricionales</w:t>
       </w:r>
     </w:p>
@@ -2587,6 +2607,13 @@
         </w:rPr>
         <w:t>Uno de los aspectos fundamentales a evaluar es la infraestructura física del proveedor o del servicio farmacéutico contratante. Esta debe cumplir con los requisitos normativos establecidos por el Ministerio de Salud y Protección Social y el INVIMA, los cuales incluyen:</w:t>
       </w:r>
+    </w:p>
+    <w:p>
+      <w:pPr>
+        <w:rPr>
+          <w:lang w:eastAsia="es-CO"/>
+        </w:rPr>
+      </w:pPr>
     </w:p>
     <w:p>
       <w:pPr>
@@ -2608,6 +2635,7 @@
           <w:bCs/>
           <w:lang w:eastAsia="es-CO"/>
         </w:rPr>
+        <w:lastRenderedPageBreak/>
         <w:t>Áreas diferenciadas para recepción</w:t>
       </w:r>
     </w:p>
@@ -2639,7 +2667,6 @@
         <w:rPr>
           <w:lang w:eastAsia="es-CO"/>
         </w:rPr>
-        <w:lastRenderedPageBreak/>
         <w:t>Integridad de los empaques.</w:t>
       </w:r>
     </w:p>
@@ -2872,6 +2899,7 @@
         <w:rPr>
           <w:lang w:eastAsia="es-CO"/>
         </w:rPr>
+        <w:lastRenderedPageBreak/>
         <w:t>Espacio físicamente delimitado para ubicar productos no aprobados para su uso, pendientes de inspección o que presentan novedades (daños, dudas sobre autenticidad, etc.). Estos productos deben mantenerse:</w:t>
       </w:r>
     </w:p>
@@ -2926,7 +2954,6 @@
         <w:rPr>
           <w:lang w:eastAsia="es-CO"/>
         </w:rPr>
-        <w:lastRenderedPageBreak/>
         <w:t>Con registros de ingreso y salida actualizados.</w:t>
       </w:r>
     </w:p>
@@ -3112,6 +3139,42 @@
     <w:p>
       <w:pPr>
         <w:pStyle w:val="Prrafodelista"/>
+        <w:ind w:left="1776" w:firstLine="0"/>
+        <w:rPr>
+          <w:lang w:eastAsia="es-CO"/>
+        </w:rPr>
+      </w:pPr>
+    </w:p>
+    <w:p>
+      <w:pPr>
+        <w:pStyle w:val="Prrafodelista"/>
+        <w:ind w:left="1776" w:firstLine="0"/>
+        <w:rPr>
+          <w:lang w:eastAsia="es-CO"/>
+        </w:rPr>
+      </w:pPr>
+    </w:p>
+    <w:p>
+      <w:pPr>
+        <w:pStyle w:val="Prrafodelista"/>
+        <w:ind w:left="1776" w:firstLine="0"/>
+        <w:rPr>
+          <w:lang w:eastAsia="es-CO"/>
+        </w:rPr>
+      </w:pPr>
+    </w:p>
+    <w:p>
+      <w:pPr>
+        <w:pStyle w:val="Prrafodelista"/>
+        <w:ind w:left="1776" w:firstLine="0"/>
+        <w:rPr>
+          <w:lang w:eastAsia="es-CO"/>
+        </w:rPr>
+      </w:pPr>
+    </w:p>
+    <w:p>
+      <w:pPr>
+        <w:pStyle w:val="Prrafodelista"/>
         <w:numPr>
           <w:ilvl w:val="0"/>
           <w:numId w:val="17"/>
@@ -3126,6 +3189,7 @@
           <w:bCs/>
           <w:lang w:eastAsia="es-CO"/>
         </w:rPr>
+        <w:lastRenderedPageBreak/>
         <w:t>Área de devoluciones</w:t>
       </w:r>
     </w:p>
@@ -3211,7 +3275,6 @@
         <w:rPr>
           <w:lang w:eastAsia="es-CO"/>
         </w:rPr>
-        <w:lastRenderedPageBreak/>
         <w:t>Una gestión adecuada de esta área reduce pérdidas y garantiza la trazabilidad.</w:t>
       </w:r>
     </w:p>
@@ -3332,6 +3395,15 @@
     <w:p>
       <w:pPr>
         <w:pStyle w:val="Prrafodelista"/>
+        <w:ind w:left="1776" w:firstLine="0"/>
+        <w:rPr>
+          <w:lang w:eastAsia="es-CO"/>
+        </w:rPr>
+      </w:pPr>
+    </w:p>
+    <w:p>
+      <w:pPr>
+        <w:pStyle w:val="Prrafodelista"/>
         <w:numPr>
           <w:ilvl w:val="0"/>
           <w:numId w:val="17"/>
@@ -3348,6 +3420,7 @@
           <w:bCs/>
           <w:lang w:eastAsia="es-CO"/>
         </w:rPr>
+        <w:lastRenderedPageBreak/>
         <w:t>Área de rotación de inventarios</w:t>
       </w:r>
     </w:p>
@@ -3428,7 +3501,6 @@
         <w:rPr>
           <w:lang w:eastAsia="es-CO"/>
         </w:rPr>
-        <w:lastRenderedPageBreak/>
         <w:t>Por lo tanto, la selección de proveedores debe considerar su capacidad para garantizar entregas periódicas, eficientes y ajustadas a la demanda reactivos. Estos deben mantenerse entre 2 °C y 8 °C desde la producción hasta su administración. Por ello, tanto el proveedor como el establecimiento deben disponer de:</w:t>
       </w:r>
     </w:p>
@@ -3550,14 +3622,8 @@
         <w:rPr>
           <w:lang w:eastAsia="es-CO"/>
         </w:rPr>
-        <w:t xml:space="preserve">Esta estructura operativa influye directamente en la selección de proveedores, ya que cada modelo impone condiciones logísticas, técnicas y </w:t>
-      </w:r>
-      <w:proofErr w:type="gramStart"/>
-      <w:r>
-        <w:rPr>
-          <w:lang w:eastAsia="es-CO"/>
-        </w:rPr>
-        <w:t>regulatori</w:t>
+        <w:lastRenderedPageBreak/>
+        <w:t>Esta estructura operativa influye directamente en la selección de proveedores, ya que cada modelo impone condiciones logísticas, técnicas y regulatori</w:t>
       </w:r>
       <w:r>
         <w:rPr>
@@ -3569,123 +3635,140 @@
         <w:rPr>
           <w:lang w:eastAsia="es-CO"/>
         </w:rPr>
-        <w:t>s particulares</w:t>
-      </w:r>
-      <w:proofErr w:type="gramEnd"/>
-      <w:r>
-        <w:rPr>
-          <w:lang w:eastAsia="es-CO"/>
-        </w:rPr>
-        <w:t>, que deben ser consideradas durante la contratación. Para los aprendices del SENA, comprender estos modelos es esencial para aplicar criterios de evaluación pertinentes y proponer estrategias efectivas en la gestión farmacéutica.</w:t>
-      </w:r>
-    </w:p>
-    <w:p>
-      <w:pPr>
-        <w:rPr>
-          <w:lang w:eastAsia="es-CO"/>
-        </w:rPr>
-      </w:pPr>
-      <w:r>
-        <w:rPr>
-          <w:lang w:eastAsia="es-CO"/>
-        </w:rPr>
-        <w:t xml:space="preserve">Uno de los modelos más comunes es el de venta directa al público, característico de droguerías y farmacias comerciales. En este esquema, los productos se adquieren a distribuidores o mayoristas y se venden directamente al consumidor final, sin mediación institucional. Este modelo exige proveedores con alta capacidad de </w:t>
+        <w:t>s particulares, que deben ser consideradas durante la contratación. Para los aprendices del SENA, comprender estos modelos es esencial para aplicar criterios de evaluación pertinentes y proponer estrategias efectivas en la gestión farmacéutica.</w:t>
+      </w:r>
+    </w:p>
+    <w:p>
+      <w:pPr>
+        <w:rPr>
+          <w:lang w:eastAsia="es-CO"/>
+        </w:rPr>
+      </w:pPr>
+      <w:r>
+        <w:rPr>
+          <w:lang w:eastAsia="es-CO"/>
+        </w:rPr>
+        <w:t>Uno de los modelos más comunes es el de venta directa al público, característico de droguerías y farmacias comerciales. En este esquema, los productos se adquieren a distribuidores o mayoristas y se venden directamente al consumidor final, sin mediación institucional. Este modelo exige proveedores con alta capacidad de suministro, tiempos de entrega eficientes, precios competitivos y cumplimiento de estándares de calidad. Además, requiere vigilancia constante sobre la normatividad relacionada con la publicidad de medicamentos, la venta con o sin fórmula médica y la dispensación responsable al usuario.</w:t>
+      </w:r>
+    </w:p>
+    <w:p>
+      <w:pPr>
+        <w:rPr>
+          <w:lang w:eastAsia="es-CO"/>
+        </w:rPr>
+      </w:pPr>
+      <w:r>
+        <w:rPr>
+          <w:lang w:eastAsia="es-CO"/>
+        </w:rPr>
+        <w:t xml:space="preserve">Otro modelo clave es la dispensación institucional, propio de hospitales, clínicas y Entidades Promotoras de Salud (EPS), donde los medicamentos se entregan directamente a pacientes afiliados o usuarios internos. Este modelo exige una coordinación precisa entre farmacia, compras y prescripción médica. Los proveedores deben cumplir estrictamente con la normativa sanitaria, garantizar </w:t>
+      </w:r>
+      <w:r>
+        <w:rPr>
+          <w:lang w:eastAsia="es-CO"/>
+        </w:rPr>
+        <w:t xml:space="preserve">la </w:t>
+      </w:r>
+      <w:r>
+        <w:rPr>
+          <w:lang w:eastAsia="es-CO"/>
+        </w:rPr>
+        <w:t>trazabilidad del producto, ofrecer soporte técnico posventa y mantener una gestión documental adecuada (registro sanitario, fichas técnicas, certificados de calidad). Frecuentemente</w:t>
+      </w:r>
+      <w:r>
+        <w:rPr>
+          <w:lang w:eastAsia="es-CO"/>
+        </w:rPr>
+        <w:t>,</w:t>
+      </w:r>
+      <w:r>
+        <w:rPr>
+          <w:lang w:eastAsia="es-CO"/>
+        </w:rPr>
+        <w:t xml:space="preserve"> se exige la entrega por dosis unitaria o en empaques específicos para cada paciente.</w:t>
+      </w:r>
+    </w:p>
+    <w:p>
+      <w:pPr>
+        <w:rPr>
+          <w:lang w:eastAsia="es-CO"/>
+        </w:rPr>
+      </w:pPr>
+      <w:r>
+        <w:rPr>
+          <w:lang w:eastAsia="es-CO"/>
+        </w:rPr>
+        <w:t xml:space="preserve">El modelo de distribución mayorista contempla a proveedores que actúan como intermediarios entre los laboratorios farmacéuticos y distintos tipos de establecimientos (droguerías, hospitales, EPS, IPS). Se caracteriza por manejar grandes </w:t>
       </w:r>
       <w:r>
         <w:rPr>
           <w:lang w:eastAsia="es-CO"/>
         </w:rPr>
         <w:lastRenderedPageBreak/>
-        <w:t>suministro, tiempos de entrega eficientes, precios competitivos y cumplimiento de estándares de calidad. Además, requiere vigilancia constante sobre la normatividad relacionada con la publicidad de medicamentos, la venta con o sin fórmula médica y la dispensación responsable al usuario.</w:t>
-      </w:r>
-    </w:p>
-    <w:p>
-      <w:pPr>
-        <w:rPr>
-          <w:lang w:eastAsia="es-CO"/>
-        </w:rPr>
-      </w:pPr>
-      <w:r>
-        <w:rPr>
-          <w:lang w:eastAsia="es-CO"/>
-        </w:rPr>
-        <w:t>Otro modelo clave es la dispensación institucional, propio de hospitales, clínicas y Entidades Promotoras de Salud (EPS), donde los medicamentos se entregan directamente a pacientes afiliados o usuarios internos. Este modelo exige una coordinación precisa entre farmacia, compras y prescripción médica. Los proveedores deben cumplir estrictamente con la normativa sanitaria, garantizar trazabilidad del producto, ofrecer soporte técnico posventa y mantener una gestión documental adecuada (registro sanitario, fichas técnicas, certificados de calidad). Frecuentemente se exige la entrega por dosis unitaria o en empaques específicos para cada paciente.</w:t>
-      </w:r>
-    </w:p>
-    <w:p>
-      <w:pPr>
-        <w:rPr>
-          <w:lang w:eastAsia="es-CO"/>
-        </w:rPr>
-      </w:pPr>
-      <w:r>
-        <w:rPr>
-          <w:lang w:eastAsia="es-CO"/>
-        </w:rPr>
-        <w:t>El modelo de distribución mayorista contempla a proveedores que actúan como intermediarios entre los laboratorios farmacéuticos y distintos tipos de establecimientos (droguerías, hospitales, EPS, IPS). Se caracteriza por manejar grandes volúmenes de compra y entrega, lo que requiere infraestructura robusta, sistemas logísticos avanzados, cadena de frío para productos sensibles y alta capacidad de negociación. El aprendiz debe identificar proveedores con experiencia en distribución nacional, cumplimiento fiscal y documentación legal vigente, aspectos que garantizan una operación eficiente y legalmente segura.</w:t>
-      </w:r>
-    </w:p>
-    <w:p>
-      <w:pPr>
-        <w:rPr>
-          <w:lang w:eastAsia="es-CO"/>
-        </w:rPr>
-      </w:pPr>
-      <w:r>
-        <w:rPr>
-          <w:lang w:eastAsia="es-CO"/>
-        </w:rPr>
-        <w:t xml:space="preserve">Por último, se encuentra la tercerización del servicio farmacéutico, en la que una institución pública o privada delega total o parcialmente la gestión del servicio a un operador logístico o empresa especializada. Este modelo, común en el régimen subsidiado, está regulado por normas específicas que exigen cumplimiento técnico, </w:t>
+        <w:t>volúmenes de compra y entrega, lo que requiere infraestructura robusta, sistemas logísticos avanzados, cadena de frío para productos sensibles y alta capacidad de negociación. El aprendiz debe identificar proveedores con experiencia en distribución nacional, cumplimiento fiscal y documentación legal vigente, aspectos que garantizan una operación eficiente y legalmente segura.</w:t>
+      </w:r>
+    </w:p>
+    <w:p>
+      <w:pPr>
+        <w:rPr>
+          <w:lang w:eastAsia="es-CO"/>
+        </w:rPr>
+      </w:pPr>
+      <w:r>
+        <w:rPr>
+          <w:lang w:eastAsia="es-CO"/>
+        </w:rPr>
+        <w:t>Por último, se encuentra la tercerización del servicio farmacéutico, en la que una institución pública o privada delega total o parcialmente la gestión del servicio a un operador logístico o empresa especializada. Este modelo, común en el régimen subsidiado, está regulado por normas específicas que exigen cumplimiento técnico, seguimiento a indicadores de calidad y vigilancia de la atención farmacéutica prestada por terceros. La selección de estos operadores debe considerar su experiencia, tecnología, cobertura geográfica, cumplimiento normativo, historial de resultados y capacidad de respuesta ante eventos críticos como desabastecimientos, devoluciones o eventos adversos.</w:t>
+      </w:r>
+    </w:p>
+    <w:p>
+      <w:pPr>
+        <w:rPr>
+          <w:b/>
+          <w:bCs/>
+          <w:lang w:eastAsia="es-CO"/>
+        </w:rPr>
+      </w:pPr>
+      <w:r>
+        <w:rPr>
+          <w:b/>
+          <w:bCs/>
+          <w:lang w:eastAsia="es-CO"/>
+        </w:rPr>
+        <w:t>Condiciones regulatorias y fiscales en los servicios farmacéuticos</w:t>
+      </w:r>
+    </w:p>
+    <w:p>
+      <w:pPr>
+        <w:rPr>
+          <w:lang w:eastAsia="es-CO"/>
+        </w:rPr>
+      </w:pPr>
+      <w:r>
+        <w:rPr>
+          <w:lang w:eastAsia="es-CO"/>
+        </w:rPr>
+        <w:t>En Colombia, los servicios farmacéuticos operan bajo un marco normativo estricto, orientado a garantizar la calidad, seguridad y eficacia de los productos suministrados. Por tanto, la evaluación de proveedores debe ir más allá de los aspectos económicos o logísticos, incorporando criterios regulatorios y fiscales que aseguren la legalidad y confiabilidad de los actores involucrados.</w:t>
+      </w:r>
+    </w:p>
+    <w:p>
+      <w:pPr>
+        <w:rPr>
+          <w:lang w:eastAsia="es-CO"/>
+        </w:rPr>
+      </w:pPr>
+      <w:r>
+        <w:rPr>
+          <w:lang w:eastAsia="es-CO"/>
+        </w:rPr>
+        <w:t xml:space="preserve">Uno de los principales requisitos es la verificación del cumplimiento de las Buenas Prácticas de Elaboración (BPE), aplicables a laboratorios y fabricantes. Estas prácticas, definidas por el INVIMA y alineadas con estándares internacionales, regulan </w:t>
       </w:r>
       <w:r>
         <w:rPr>
           <w:lang w:eastAsia="es-CO"/>
         </w:rPr>
         <w:lastRenderedPageBreak/>
-        <w:t>seguimiento a indicadores de calidad y vigilancia de la atención farmacéutica prestada por terceros. La selección de estos operadores debe considerar su experiencia, tecnología, cobertura geográfica, cumplimiento normativo, historial de resultados y capacidad de respuesta ante eventos críticos como desabastecimientos, devoluciones o eventos adversos.</w:t>
-      </w:r>
-    </w:p>
-    <w:p>
-      <w:pPr>
-        <w:rPr>
-          <w:b/>
-          <w:bCs/>
-          <w:lang w:eastAsia="es-CO"/>
-        </w:rPr>
-      </w:pPr>
-      <w:r>
-        <w:rPr>
-          <w:b/>
-          <w:bCs/>
-          <w:lang w:eastAsia="es-CO"/>
-        </w:rPr>
-        <w:t>Condiciones regulatorias y fiscales en los servicios farmacéuticos</w:t>
-      </w:r>
-    </w:p>
-    <w:p>
-      <w:pPr>
-        <w:rPr>
-          <w:lang w:eastAsia="es-CO"/>
-        </w:rPr>
-      </w:pPr>
-      <w:r>
-        <w:rPr>
-          <w:lang w:eastAsia="es-CO"/>
-        </w:rPr>
-        <w:t>En Colombia, los servicios farmacéuticos operan bajo un marco normativo estricto, orientado a garantizar la calidad, seguridad y eficacia de los productos suministrados. Por tanto, la evaluación de proveedores debe ir más allá de los aspectos económicos o logísticos, incorporando criterios regulatorios y fiscales que aseguren la legalidad y confiabilidad de los actores involucrados.</w:t>
-      </w:r>
-    </w:p>
-    <w:p>
-      <w:pPr>
-        <w:rPr>
-          <w:lang w:eastAsia="es-CO"/>
-        </w:rPr>
-      </w:pPr>
-      <w:r>
-        <w:rPr>
-          <w:lang w:eastAsia="es-CO"/>
-        </w:rPr>
-        <w:t>Uno de los principales requisitos es la verificación del cumplimiento de las Buenas Prácticas de Elaboración (BPE), aplicables a laboratorios y fabricantes. Estas prácticas, definidas por el INVIMA y alineadas con estándares internacionales, regulan la producción de medicamentos mediante el control de calidad, condiciones ambientales, capacitación del personal, validación de procesos y documentación sistemática. Aunque no aplican directamente a todos los proveedores, contar con productos fabricados bajo BPE es fundamental para garantizar la trazabilidad.</w:t>
+        <w:t>la producción de medicamentos mediante el control de calidad, condiciones ambientales, capacitación del personal, validación de procesos y documentación sistemática. Aunque no aplican directamente a todos los proveedores, contar con productos fabricados bajo BPE es fundamental para garantizar la trazabilidad.</w:t>
       </w:r>
     </w:p>
     <w:p>
@@ -3711,7 +3794,6 @@
         <w:rPr>
           <w:lang w:eastAsia="es-CO"/>
         </w:rPr>
-        <w:lastRenderedPageBreak/>
         <w:t>El control de medicamentos de uso institucional es otra exigencia clave, especialmente para productos regulados por el Estado o con alto riesgo sanitario. Estos medicamentos requieren seguimiento específico en su prescripción, distribución y administración. El proveedor debe estar autorizado para su comercialización, cumplir con normas de transporte seguro y respetar lo dispuesto en normativas como la Resolución 1478 de 2006 y las circulares técnicas del INVIMA.</w:t>
       </w:r>
     </w:p>
@@ -3796,6 +3878,7 @@
         <w:rPr>
           <w:lang w:eastAsia="es-CO"/>
         </w:rPr>
+        <w:lastRenderedPageBreak/>
         <w:t>Asegurar que, en el caso de medicamentos controlados o especiales, se cumplan los protocolos definidos por la institución y la legislación nacional (como la Resolución 1478 de 2006).</w:t>
       </w:r>
     </w:p>
@@ -3860,67 +3943,81 @@
           <w:bCs/>
           <w:lang w:eastAsia="es-CO"/>
         </w:rPr>
+        <w:t>Aplicación de buenas prácticas de almacenamiento</w:t>
+      </w:r>
+    </w:p>
+    <w:p>
+      <w:pPr>
+        <w:rPr>
+          <w:lang w:eastAsia="es-CO"/>
+        </w:rPr>
+      </w:pPr>
+      <w:r>
+        <w:rPr>
+          <w:lang w:eastAsia="es-CO"/>
+        </w:rPr>
+        <w:t>Es fundamental conservar los medicamentos en condiciones óptimas, de acuerdo con las especificaciones del fabricante, incluyendo temperatura, humedad, exposición a la luz y cadena de frío, si aplica. Esta medida es especialmente crítica en medicamentos de alto costo o con requerimientos especiales de conservación.</w:t>
+      </w:r>
+    </w:p>
+    <w:p>
+      <w:pPr>
+        <w:rPr>
+          <w:b/>
+          <w:bCs/>
+          <w:lang w:eastAsia="es-CO"/>
+        </w:rPr>
+      </w:pPr>
+      <w:r>
+        <w:rPr>
+          <w:b/>
+          <w:bCs/>
+          <w:lang w:eastAsia="es-CO"/>
+        </w:rPr>
+        <w:t>Registro de la dispensación</w:t>
+      </w:r>
+    </w:p>
+    <w:p>
+      <w:pPr>
+        <w:rPr>
+          <w:lang w:eastAsia="es-CO"/>
+        </w:rPr>
+      </w:pPr>
+      <w:r>
+        <w:rPr>
+          <w:lang w:eastAsia="es-CO"/>
+        </w:rPr>
+        <w:t>Cada entrega de medicamentos a pacientes institucionales debe ser documentada con información como el nombre del paciente, número de historia clínica, dosis administrada, fecha de entrega y firma del personal responsable. Estos registros garantizan la trazabilidad del medicamento y permiten auditorías posteriores.</w:t>
+      </w:r>
+    </w:p>
+    <w:p>
+      <w:pPr>
+        <w:rPr>
+          <w:lang w:eastAsia="es-CO"/>
+        </w:rPr>
+      </w:pPr>
+    </w:p>
+    <w:p>
+      <w:pPr>
+        <w:rPr>
+          <w:lang w:eastAsia="es-CO"/>
+        </w:rPr>
+      </w:pPr>
+    </w:p>
+    <w:p>
+      <w:pPr>
+        <w:rPr>
+          <w:b/>
+          <w:bCs/>
+          <w:lang w:eastAsia="es-CO"/>
+        </w:rPr>
+      </w:pPr>
+      <w:r>
+        <w:rPr>
+          <w:b/>
+          <w:bCs/>
+          <w:lang w:eastAsia="es-CO"/>
+        </w:rPr>
         <w:lastRenderedPageBreak/>
-        <w:t>Aplicación de buenas prácticas de almacenamiento</w:t>
-      </w:r>
-    </w:p>
-    <w:p>
-      <w:pPr>
-        <w:rPr>
-          <w:lang w:eastAsia="es-CO"/>
-        </w:rPr>
-      </w:pPr>
-      <w:r>
-        <w:rPr>
-          <w:lang w:eastAsia="es-CO"/>
-        </w:rPr>
-        <w:t>Es fundamental conservar los medicamentos en condiciones óptimas, de acuerdo con las especificaciones del fabricante, incluyendo temperatura, humedad, exposición a la luz y cadena de frío, si aplica. Esta medida es especialmente crítica en medicamentos de alto costo o con requerimientos especiales de conservación.</w:t>
-      </w:r>
-    </w:p>
-    <w:p>
-      <w:pPr>
-        <w:rPr>
-          <w:b/>
-          <w:bCs/>
-          <w:lang w:eastAsia="es-CO"/>
-        </w:rPr>
-      </w:pPr>
-      <w:r>
-        <w:rPr>
-          <w:b/>
-          <w:bCs/>
-          <w:lang w:eastAsia="es-CO"/>
-        </w:rPr>
-        <w:t>Registro de la dispensación</w:t>
-      </w:r>
-    </w:p>
-    <w:p>
-      <w:pPr>
-        <w:rPr>
-          <w:lang w:eastAsia="es-CO"/>
-        </w:rPr>
-      </w:pPr>
-      <w:r>
-        <w:rPr>
-          <w:lang w:eastAsia="es-CO"/>
-        </w:rPr>
-        <w:t>Cada entrega de medicamentos a pacientes institucionales debe ser documentada con información como el nombre del paciente, número de historia clínica, dosis administrada, fecha de entrega y firma del personal responsable. Estos registros garantizan la trazabilidad del medicamento y permiten auditorías posteriores.</w:t>
-      </w:r>
-    </w:p>
-    <w:p>
-      <w:pPr>
-        <w:rPr>
-          <w:b/>
-          <w:bCs/>
-          <w:lang w:eastAsia="es-CO"/>
-        </w:rPr>
-      </w:pPr>
-      <w:r>
-        <w:rPr>
-          <w:b/>
-          <w:bCs/>
-          <w:lang w:eastAsia="es-CO"/>
-        </w:rPr>
         <w:t>Reporte de eventos adversos o desviaciones</w:t>
       </w:r>
     </w:p>
@@ -3970,106 +4067,98 @@
     <w:p>
       <w:pPr>
         <w:rPr>
-          <w:lang w:eastAsia="es-CO"/>
-        </w:rPr>
-      </w:pPr>
-    </w:p>
-    <w:p>
-      <w:pPr>
-        <w:rPr>
-          <w:lang w:eastAsia="es-CO"/>
-        </w:rPr>
-      </w:pPr>
-    </w:p>
-    <w:p>
-      <w:pPr>
-        <w:rPr>
-          <w:b/>
-          <w:bCs/>
-          <w:lang w:eastAsia="es-CO"/>
-        </w:rPr>
-      </w:pPr>
-      <w:r>
-        <w:rPr>
-          <w:b/>
-          <w:bCs/>
+          <w:b/>
+          <w:bCs/>
+          <w:lang w:eastAsia="es-CO"/>
+        </w:rPr>
+      </w:pPr>
+      <w:r>
+        <w:rPr>
+          <w:b/>
+          <w:bCs/>
+          <w:lang w:eastAsia="es-CO"/>
+        </w:rPr>
+        <w:t>Gestión de devoluciones seguras</w:t>
+      </w:r>
+    </w:p>
+    <w:p>
+      <w:pPr>
+        <w:rPr>
+          <w:lang w:eastAsia="es-CO"/>
+        </w:rPr>
+      </w:pPr>
+      <w:r>
+        <w:rPr>
+          <w:lang w:eastAsia="es-CO"/>
+        </w:rPr>
+        <w:t>Cuando los medicamentos no son utilizados, el dispensador debe aplicar los procedimientos institucionales de devolución o destrucción, garantizando que no se incurra en desperdicio ni en un uso inapropiado del producto.</w:t>
+      </w:r>
+    </w:p>
+    <w:p>
+      <w:pPr>
+        <w:rPr>
+          <w:b/>
+          <w:bCs/>
+          <w:lang w:eastAsia="es-CO"/>
+        </w:rPr>
+      </w:pPr>
+      <w:r>
+        <w:rPr>
+          <w:b/>
+          <w:bCs/>
+          <w:lang w:eastAsia="es-CO"/>
+        </w:rPr>
+        <w:t>Participación en auditorías y procesos de mejora</w:t>
+      </w:r>
+    </w:p>
+    <w:p>
+      <w:pPr>
+        <w:rPr>
+          <w:lang w:eastAsia="es-CO"/>
+        </w:rPr>
+      </w:pPr>
+      <w:r>
+        <w:rPr>
+          <w:lang w:eastAsia="es-CO"/>
+        </w:rPr>
+        <w:t>El dispensador debe colaborar activamente con auditorías internas, con los entes de control (como la Superintendencia Nacional de Salud), y participar en los procesos de mejora continua, enfocados especialmente en garantizar una dispensación segura, eficiente y oportuna.</w:t>
+      </w:r>
+    </w:p>
+    <w:p>
+      <w:pPr>
+        <w:rPr>
+          <w:b/>
+          <w:bCs/>
+          <w:lang w:eastAsia="es-CO"/>
+        </w:rPr>
+      </w:pPr>
+      <w:r>
+        <w:rPr>
+          <w:b/>
+          <w:bCs/>
+          <w:lang w:eastAsia="es-CO"/>
+        </w:rPr>
+        <w:t>Trazabilidad y cumplimiento fiscal en la gestión de proveedores</w:t>
+      </w:r>
+    </w:p>
+    <w:p>
+      <w:pPr>
+        <w:rPr>
+          <w:lang w:eastAsia="es-CO"/>
+        </w:rPr>
+      </w:pPr>
+      <w:r>
+        <w:rPr>
+          <w:lang w:eastAsia="es-CO"/>
+        </w:rPr>
+        <w:t xml:space="preserve">La trazabilidad de lotes y fechas de vencimiento es un pilar fundamental en la gestión farmacéutica. Cada producto debe estar debidamente identificado con su </w:t>
+      </w:r>
+      <w:r>
+        <w:rPr>
           <w:lang w:eastAsia="es-CO"/>
         </w:rPr>
         <w:lastRenderedPageBreak/>
-        <w:t>Gestión de devoluciones seguras</w:t>
-      </w:r>
-    </w:p>
-    <w:p>
-      <w:pPr>
-        <w:rPr>
-          <w:lang w:eastAsia="es-CO"/>
-        </w:rPr>
-      </w:pPr>
-      <w:r>
-        <w:rPr>
-          <w:lang w:eastAsia="es-CO"/>
-        </w:rPr>
-        <w:t>Cuando los medicamentos no son utilizados, el dispensador debe aplicar los procedimientos institucionales de devolución o destrucción, garantizando que no se incurra en desperdicio ni en un uso inapropiado del producto.</w:t>
-      </w:r>
-    </w:p>
-    <w:p>
-      <w:pPr>
-        <w:rPr>
-          <w:b/>
-          <w:bCs/>
-          <w:lang w:eastAsia="es-CO"/>
-        </w:rPr>
-      </w:pPr>
-      <w:r>
-        <w:rPr>
-          <w:b/>
-          <w:bCs/>
-          <w:lang w:eastAsia="es-CO"/>
-        </w:rPr>
-        <w:t>Participación en auditorías y procesos de mejora</w:t>
-      </w:r>
-    </w:p>
-    <w:p>
-      <w:pPr>
-        <w:rPr>
-          <w:lang w:eastAsia="es-CO"/>
-        </w:rPr>
-      </w:pPr>
-      <w:r>
-        <w:rPr>
-          <w:lang w:eastAsia="es-CO"/>
-        </w:rPr>
-        <w:t>El dispensador debe colaborar activamente con auditorías internas, con los entes de control (como la Superintendencia Nacional de Salud), y participar en los procesos de mejora continua, enfocados especialmente en garantizar una dispensación segura, eficiente y oportuna.</w:t>
-      </w:r>
-    </w:p>
-    <w:p>
-      <w:pPr>
-        <w:rPr>
-          <w:b/>
-          <w:bCs/>
-          <w:lang w:eastAsia="es-CO"/>
-        </w:rPr>
-      </w:pPr>
-      <w:r>
-        <w:rPr>
-          <w:b/>
-          <w:bCs/>
-          <w:lang w:eastAsia="es-CO"/>
-        </w:rPr>
-        <w:t>Trazabilidad y cumplimiento fiscal en la gestión de proveedores</w:t>
-      </w:r>
-    </w:p>
-    <w:p>
-      <w:pPr>
-        <w:rPr>
-          <w:lang w:eastAsia="es-CO"/>
-        </w:rPr>
-      </w:pPr>
-      <w:r>
-        <w:rPr>
-          <w:lang w:eastAsia="es-CO"/>
-        </w:rPr>
-        <w:t>La trazabilidad de lotes y fechas de vencimiento es un pilar fundamental en la gestión farmacéutica. Cada producto debe estar debidamente identificado con su número de lote y fecha de expiración, además de contar con registros que permitan rastrear su recorrido desde el fabricante hasta el usuario final. Los proveedores, por su parte, deben garantizar documentación clara y actualizada, contar con sistemas que registren entradas y salidas, y tener mecanismos eficientes para el retiro de productos en caso de alertas sanitarias o devoluciones.</w:t>
+        <w:t>número de lote y fecha de expiración, además de contar con registros que permitan rastrear su recorrido desde el fabricante hasta el usuario final. Los proveedores, por su parte, deben garantizar documentación clara y actualizada, contar con sistemas que registren entradas y salidas, y tener mecanismos eficientes para el retiro de productos en caso de alertas sanitarias o devoluciones.</w:t>
       </w:r>
     </w:p>
     <w:p>
@@ -4082,57 +4171,57 @@
         <w:rPr>
           <w:lang w:eastAsia="es-CO"/>
         </w:rPr>
-        <w:t xml:space="preserve">En lo que respecta al cumplimiento fiscal, los proveedores deben estar formalmente constituidos, registrados ante la DIAN y habilitados para la facturación electrónica, conforme a lo estipulado por la legislación tributaria vigente. Asimismo, deben cumplir con los requerimientos establecidos por los entes de inspección, vigilancia y control, como el INVIMA, encargado de la regulación sanitaria, y la Superintendencia Nacional de Salud, que supervisa la calidad y legalidad en la </w:t>
+        <w:t>En lo que respecta al cumplimiento fiscal, los proveedores deben estar formalmente constituidos, registrados ante la DIAN y habilitados para la facturación electrónica, conforme a lo estipulado por la legislación tributaria vigente. Asimismo, deben cumplir con los requerimientos establecidos por los entes de inspección, vigilancia y control, como el INVIMA, encargado de la regulación sanitaria, y la Superintendencia Nacional de Salud, que supervisa la calidad y legalidad en la prestación de servicios de salud, incluyendo los servicios tercerizados de dispensación y logística.</w:t>
+      </w:r>
+    </w:p>
+    <w:p>
+      <w:pPr>
+        <w:rPr>
+          <w:b/>
+          <w:bCs/>
+          <w:lang w:eastAsia="es-CO"/>
+        </w:rPr>
+      </w:pPr>
+      <w:r>
+        <w:rPr>
+          <w:b/>
+          <w:bCs/>
+          <w:lang w:eastAsia="es-CO"/>
+        </w:rPr>
+        <w:t>Verificación de condiciones de almacenamiento y conservación de productos farmacéuticos</w:t>
+      </w:r>
+    </w:p>
+    <w:p>
+      <w:pPr>
+        <w:rPr>
+          <w:lang w:eastAsia="es-CO"/>
+        </w:rPr>
+      </w:pPr>
+      <w:r>
+        <w:rPr>
+          <w:lang w:eastAsia="es-CO"/>
+        </w:rPr>
+        <w:t>La verificación de las condiciones de almacenamiento y conservación de productos farmacéuticos es esencial para asegurar que los medicamentos y dispositivos médicos mantengan su calidad, eficacia y seguridad durante su permanencia en bodega o durante el transporte.</w:t>
+      </w:r>
+    </w:p>
+    <w:p>
+      <w:pPr>
+        <w:rPr>
+          <w:lang w:eastAsia="es-CO"/>
+        </w:rPr>
+      </w:pPr>
+      <w:r>
+        <w:rPr>
+          <w:lang w:eastAsia="es-CO"/>
+        </w:rPr>
+        <w:t xml:space="preserve">Este proceso se basa en el cumplimiento de las Buenas Prácticas de Almacenamiento (BPA), definidas por el INVIMA y el Ministerio de Salud y Protección Social. Los establecimientos farmacéuticos y sus proveedores deben contar con infraestructura adecuada, que incluya áreas específicas para recepción, </w:t>
       </w:r>
       <w:r>
         <w:rPr>
           <w:lang w:eastAsia="es-CO"/>
         </w:rPr>
         <w:lastRenderedPageBreak/>
-        <w:t>prestación de servicios de salud, incluyendo los servicios tercerizados de dispensación y logística.</w:t>
-      </w:r>
-    </w:p>
-    <w:p>
-      <w:pPr>
-        <w:rPr>
-          <w:b/>
-          <w:bCs/>
-          <w:lang w:eastAsia="es-CO"/>
-        </w:rPr>
-      </w:pPr>
-      <w:r>
-        <w:rPr>
-          <w:b/>
-          <w:bCs/>
-          <w:lang w:eastAsia="es-CO"/>
-        </w:rPr>
-        <w:t>Verificación de condiciones de almacenamiento y conservación de productos farmacéuticos</w:t>
-      </w:r>
-    </w:p>
-    <w:p>
-      <w:pPr>
-        <w:rPr>
-          <w:lang w:eastAsia="es-CO"/>
-        </w:rPr>
-      </w:pPr>
-      <w:r>
-        <w:rPr>
-          <w:lang w:eastAsia="es-CO"/>
-        </w:rPr>
-        <w:t>La verificación de las condiciones de almacenamiento y conservación de productos farmacéuticos es esencial para asegurar que los medicamentos y dispositivos médicos mantengan su calidad, eficacia y seguridad durante su permanencia en bodega o durante el transporte.</w:t>
-      </w:r>
-    </w:p>
-    <w:p>
-      <w:pPr>
-        <w:rPr>
-          <w:lang w:eastAsia="es-CO"/>
-        </w:rPr>
-      </w:pPr>
-      <w:r>
-        <w:rPr>
-          <w:lang w:eastAsia="es-CO"/>
-        </w:rPr>
-        <w:t>Este proceso se basa en el cumplimiento de las Buenas Prácticas de Almacenamiento (BPA), definidas por el INVIMA y el Ministerio de Salud y Protección Social. Los establecimientos farmacéuticos y sus proveedores deben contar con infraestructura adecuada, que incluya áreas específicas para recepción, almacenamiento, cuarentena, productos próximos a vencer y devoluciones. Estas zonas deben cumplir con requisitos higiénicos y ambientales controlados, como temperatura, humedad, ventilación e iluminación, además de contar con sistemas de monitoreo y alarmas en caso de desviaciones.</w:t>
+        <w:t>almacenamiento, cuarentena, productos próximos a vencer y devoluciones. Estas zonas deben cumplir con requisitos higiénicos y ambientales controlados, como temperatura, humedad, ventilación e iluminación, además de contar con sistemas de monitoreo y alarmas en caso de desviaciones.</w:t>
       </w:r>
     </w:p>
     <w:p>
@@ -4171,38 +4260,44 @@
         <w:rPr>
           <w:lang w:eastAsia="es-CO"/>
         </w:rPr>
+        <w:t>Para los aprendices del SENA, dominar esta competencia implica saber evaluar si un proveedor cumple con los estándares de conservación exigidos por la normatividad. Esto incluye la aplicación de listas de verificación, auditorías documentales y visitas técnicas, que forman parte del proceso de selección y evaluación de proveedores farmacéuticos.</w:t>
+      </w:r>
+    </w:p>
+    <w:p>
+      <w:pPr>
+        <w:rPr>
+          <w:b/>
+          <w:bCs/>
+          <w:lang w:eastAsia="es-CO"/>
+        </w:rPr>
+      </w:pPr>
+      <w:r>
+        <w:rPr>
+          <w:b/>
+          <w:bCs/>
+          <w:lang w:eastAsia="es-CO"/>
+        </w:rPr>
+        <w:t>Relación con el sistema de aseguramiento en salud</w:t>
+      </w:r>
+    </w:p>
+    <w:p>
+      <w:pPr>
+        <w:rPr>
+          <w:lang w:eastAsia="es-CO"/>
+        </w:rPr>
+      </w:pPr>
+      <w:r>
+        <w:rPr>
+          <w:lang w:eastAsia="es-CO"/>
+        </w:rPr>
+        <w:t xml:space="preserve">En Colombia, el sistema de aseguramiento en salud se fundamenta en el principio de aseguramiento universal, operado a través de las Entidades Promotoras de Salud (EPS), las cuales afilian a la población y garantizan la prestación de los servicios incluidos en el Plan de Beneficios en Salud (PBS). En este marco, los servicios farmacéuticos desempeñan un papel fundamental al garantizar el acceso efectivo y </w:t>
+      </w:r>
+      <w:r>
+        <w:rPr>
+          <w:lang w:eastAsia="es-CO"/>
+        </w:rPr>
         <w:lastRenderedPageBreak/>
-        <w:t>Para los aprendices del SENA, dominar esta competencia implica saber evaluar si un proveedor cumple con los estándares de conservación exigidos por la normatividad. Esto incluye la aplicación de listas de verificación, auditorías documentales y visitas técnicas, que forman parte del proceso de selección y evaluación de proveedores farmacéuticos.</w:t>
-      </w:r>
-    </w:p>
-    <w:p>
-      <w:pPr>
-        <w:rPr>
-          <w:b/>
-          <w:bCs/>
-          <w:lang w:eastAsia="es-CO"/>
-        </w:rPr>
-      </w:pPr>
-      <w:r>
-        <w:rPr>
-          <w:b/>
-          <w:bCs/>
-          <w:lang w:eastAsia="es-CO"/>
-        </w:rPr>
-        <w:t>Relación con el sistema de aseguramiento en salud</w:t>
-      </w:r>
-    </w:p>
-    <w:p>
-      <w:pPr>
-        <w:rPr>
-          <w:lang w:eastAsia="es-CO"/>
-        </w:rPr>
-      </w:pPr>
-      <w:r>
-        <w:rPr>
-          <w:lang w:eastAsia="es-CO"/>
-        </w:rPr>
-        <w:t>En Colombia, el sistema de aseguramiento en salud se fundamenta en el principio de aseguramiento universal, operado a través de las Entidades Promotoras de Salud (EPS), las cuales afilian a la población y garantizan la prestación de los servicios incluidos en el Plan de Beneficios en Salud (PBS). En este marco, los servicios farmacéuticos desempeñan un papel fundamental al garantizar el acceso efectivo y oportuno a medicamentos. Su funcionamiento está directamente relacionado con los procesos administrativos, contractuales y financieros del sistema de aseguramiento.</w:t>
+        <w:t>oportuno a medicamentos. Su funcionamiento está directamente relacionado con los procesos administrativos, contractuales y financieros del sistema de aseguramiento.</w:t>
       </w:r>
     </w:p>
     <w:p>
@@ -4228,39 +4323,33 @@
         <w:rPr>
           <w:lang w:eastAsia="es-CO"/>
         </w:rPr>
-        <w:t xml:space="preserve">Las IPS, por su parte, son los escenarios donde se desarrollan los procesos asistenciales y farmacéuticos. En ellas se reciben las fórmulas médicas, se realiza la dispensación al usuario y se reporta el consumo de medicamentos. Las IPS pueden </w:t>
-      </w:r>
+        <w:t>Las IPS, por su parte, son los escenarios donde se desarrollan los procesos asistenciales y farmacéuticos. En ellas se reciben las fórmulas médicas, se realiza la dispensación al usuario y se reporta el consumo de medicamentos. Las IPS pueden operar su propio servicio farmacéutico o tercerizarlo con operadores especializados. En cualquier caso, la articulación entre los equipos asistenciales y farmacéuticos es esencial para garantizar una atención segura, eficiente y centrada en el paciente.</w:t>
+      </w:r>
+    </w:p>
+    <w:p>
+      <w:pPr>
+        <w:rPr>
+          <w:lang w:eastAsia="es-CO"/>
+        </w:rPr>
+      </w:pPr>
+      <w:r>
+        <w:rPr>
+          <w:lang w:eastAsia="es-CO"/>
+        </w:rPr>
+        <w:t>En el régimen subsidiado y en regiones con alta demanda, es común que las EPS e IPS establezcan contratos con operadores logísticos para tercerizar parcial o totalmente los servicios farmacéuticos. Estos operadores se encargan de la compra, almacenamiento, distribución y entrega de medicamentos, cumpliendo con los requisitos normativos y contractuales exigidos por el sistema. La evaluación de estos proveedores debe tener en cuenta su capacidad de respuesta, cobertura geográfica, cumplimiento regulatorio, infraestructura tecnológica y experiencia en el manejo de grandes volúmenes.</w:t>
+      </w:r>
+    </w:p>
+    <w:p>
+      <w:pPr>
+        <w:rPr>
+          <w:lang w:eastAsia="es-CO"/>
+        </w:rPr>
+      </w:pPr>
       <w:r>
         <w:rPr>
           <w:lang w:eastAsia="es-CO"/>
         </w:rPr>
         <w:lastRenderedPageBreak/>
-        <w:t>operar su propio servicio farmacéutico o tercerizarlo con operadores especializados. En cualquier caso, la articulación entre los equipos asistenciales y farmacéuticos es esencial para garantizar una atención segura, eficiente y centrada en el paciente.</w:t>
-      </w:r>
-    </w:p>
-    <w:p>
-      <w:pPr>
-        <w:rPr>
-          <w:lang w:eastAsia="es-CO"/>
-        </w:rPr>
-      </w:pPr>
-      <w:r>
-        <w:rPr>
-          <w:lang w:eastAsia="es-CO"/>
-        </w:rPr>
-        <w:t>En el régimen subsidiado y en regiones con alta demanda, es común que las EPS e IPS establezcan contratos con operadores logísticos para tercerizar parcial o totalmente los servicios farmacéuticos. Estos operadores se encargan de la compra, almacenamiento, distribución y entrega de medicamentos, cumpliendo con los requisitos normativos y contractuales exigidos por el sistema. La evaluación de estos proveedores debe tener en cuenta su capacidad de respuesta, cobertura geográfica, cumplimiento regulatorio, infraestructura tecnológica y experiencia en el manejo de grandes volúmenes.</w:t>
-      </w:r>
-    </w:p>
-    <w:p>
-      <w:pPr>
-        <w:rPr>
-          <w:lang w:eastAsia="es-CO"/>
-        </w:rPr>
-      </w:pPr>
-      <w:r>
-        <w:rPr>
-          <w:lang w:eastAsia="es-CO"/>
-        </w:rPr>
         <w:t>Asimismo, se realizan auditorías periódicas, tanto internas como externas, por parte de las EPS, IPS y entes de control como la Superintendencia Nacional de Salud. Estas auditorías verifican el cumplimiento normativo, la correcta dispensación de medicamentos, la trazabilidad, la gestión de inventarios y el desempeño de los proveedores. Los resultados pueden incidir directamente en la renovación de contratos, la imposición de sanciones o la implementación de mejoras en los procesos logísticos.</w:t>
       </w:r>
     </w:p>
@@ -4291,34 +4380,40 @@
           <w:bCs/>
           <w:lang w:eastAsia="es-CO"/>
         </w:rPr>
+        <w:t>Atención al usuario en los servicios farmacéuticos</w:t>
+      </w:r>
+    </w:p>
+    <w:p>
+      <w:pPr>
+        <w:rPr>
+          <w:lang w:eastAsia="es-CO"/>
+        </w:rPr>
+      </w:pPr>
+      <w:r>
+        <w:rPr>
+          <w:lang w:eastAsia="es-CO"/>
+        </w:rPr>
+        <w:t>La atención al usuario en los servicios farmacéuticos trasciende el acto técnico y representa un compromiso ético y profesional con la salud de la población. Se concibe como un proceso integral que implica interacción humana, comunicación efectiva, responsabilidad técnica y vigilancia sanitaria.</w:t>
+      </w:r>
+    </w:p>
+    <w:p>
+      <w:pPr>
+        <w:rPr>
+          <w:lang w:eastAsia="es-CO"/>
+        </w:rPr>
+      </w:pPr>
+      <w:r>
+        <w:rPr>
+          <w:lang w:eastAsia="es-CO"/>
+        </w:rPr>
+        <w:t xml:space="preserve">Desde el primer contacto, el usuario debe recibir una atención amable, clara, segura e informada sobre la dispensación y uso de medicamentos. El personal debe estar capacitado en competencias comunicativas, empatía, atención diferencial y resolución de conflictos. Es esencial contar con protocolos estandarizados que aseguren un trato digno y eficiente, sin discriminación. Los canales de atención (presenciales, </w:t>
+      </w:r>
+      <w:r>
+        <w:rPr>
+          <w:lang w:eastAsia="es-CO"/>
+        </w:rPr>
         <w:lastRenderedPageBreak/>
-        <w:t>Atención al usuario en los servicios farmacéuticos</w:t>
-      </w:r>
-    </w:p>
-    <w:p>
-      <w:pPr>
-        <w:rPr>
-          <w:lang w:eastAsia="es-CO"/>
-        </w:rPr>
-      </w:pPr>
-      <w:r>
-        <w:rPr>
-          <w:lang w:eastAsia="es-CO"/>
-        </w:rPr>
-        <w:t>La atención al usuario en los servicios farmacéuticos trasciende el acto técnico y representa un compromiso ético y profesional con la salud de la población. Se concibe como un proceso integral que implica interacción humana, comunicación efectiva, responsabilidad técnica y vigilancia sanitaria.</w:t>
-      </w:r>
-    </w:p>
-    <w:p>
-      <w:pPr>
-        <w:rPr>
-          <w:lang w:eastAsia="es-CO"/>
-        </w:rPr>
-      </w:pPr>
-      <w:r>
-        <w:rPr>
-          <w:lang w:eastAsia="es-CO"/>
-        </w:rPr>
-        <w:t>Desde el primer contacto, el usuario debe recibir una atención amable, clara, segura e informada sobre la dispensación y uso de medicamentos. El personal debe estar capacitado en competencias comunicativas, empatía, atención diferencial y resolución de conflictos. Es esencial contar con protocolos estandarizados que aseguren un trato digno y eficiente, sin discriminación. Los canales de atención (presenciales, telefónicos o digitales) deben ser accesibles, y deben existir mecanismos eficaces para la gestión de quejas, sugerencias y reclamos, con tiempos definidos de respuesta y trazabilidad.</w:t>
+        <w:t>telefónicos o digitales) deben ser accesibles, y deben existir mecanismos eficaces para la gestión de quejas, sugerencias y reclamos, con tiempos definidos de respuesta y trazabilidad.</w:t>
       </w:r>
     </w:p>
     <w:p>
@@ -4344,14 +4439,7 @@
         <w:rPr>
           <w:lang w:eastAsia="es-CO"/>
         </w:rPr>
-        <w:t xml:space="preserve">La educación al usuario también es clave. Cada persona debe recibir información comprensible sobre la dosis, vía de administración, frecuencia, duración del tratamiento, efectos secundarios, interacciones y condiciones de almacenamiento. Esta orientación debe adaptarse al nivel educativo del paciente y, si es necesario, apoyarse </w:t>
-      </w:r>
-      <w:r>
-        <w:rPr>
-          <w:lang w:eastAsia="es-CO"/>
-        </w:rPr>
-        <w:lastRenderedPageBreak/>
-        <w:t>con materiales gráficos o pictogramas. Una mala comunicación en este aspecto puede causar errores de administración o abandono del tratamiento.</w:t>
+        <w:t>La educación al usuario también es clave. Cada persona debe recibir información comprensible sobre la dosis, vía de administración, frecuencia, duración del tratamiento, efectos secundarios, interacciones y condiciones de almacenamiento. Esta orientación debe adaptarse al nivel educativo del paciente y, si es necesario, apoyarse con materiales gráficos o pictogramas. Una mala comunicación en este aspecto puede causar errores de administración o abandono del tratamiento.</w:t>
       </w:r>
     </w:p>
     <w:p>
@@ -4398,14 +4486,12 @@
         </w:rPr>
         <w:t>Para fortalecer el tema anteriormente abordado, se invita a consultar el siguiente enlace:</w:t>
       </w:r>
-    </w:p>
-    <w:p>
-      <w:pPr>
-        <w:ind w:left="709" w:firstLine="0"/>
-        <w:rPr>
-          <w:lang w:val="es-419" w:eastAsia="es-CO"/>
-        </w:rPr>
-      </w:pPr>
+      <w:r>
+        <w:rPr>
+          <w:lang w:eastAsia="es-CO"/>
+        </w:rPr>
+        <w:t xml:space="preserve"> </w:t>
+      </w:r>
       <w:hyperlink r:id="rId15" w:tgtFrame="_blank" w:history="1">
         <w:r>
           <w:rPr>
@@ -4414,77 +4500,7 @@
           </w:rPr>
           <w:t>Abrir video</w:t>
         </w:r>
-        <w:r>
-          <w:rPr>
-            <w:rStyle w:val="Hipervnculo"/>
-            <w:lang w:eastAsia="es-CO"/>
-          </w:rPr>
-          <w:br/>
-        </w:r>
       </w:hyperlink>
-    </w:p>
-    <w:p>
-      <w:pPr>
-        <w:rPr>
-          <w:lang w:val="es-419" w:eastAsia="es-CO"/>
-        </w:rPr>
-      </w:pPr>
-    </w:p>
-    <w:p>
-      <w:pPr>
-        <w:rPr>
-          <w:lang w:val="es-419" w:eastAsia="es-CO"/>
-        </w:rPr>
-      </w:pPr>
-    </w:p>
-    <w:p>
-      <w:pPr>
-        <w:rPr>
-          <w:lang w:val="es-419" w:eastAsia="es-CO"/>
-        </w:rPr>
-      </w:pPr>
-    </w:p>
-    <w:p>
-      <w:pPr>
-        <w:rPr>
-          <w:lang w:val="es-419" w:eastAsia="es-CO"/>
-        </w:rPr>
-      </w:pPr>
-    </w:p>
-    <w:p>
-      <w:pPr>
-        <w:rPr>
-          <w:lang w:val="es-419" w:eastAsia="es-CO"/>
-        </w:rPr>
-      </w:pPr>
-    </w:p>
-    <w:p>
-      <w:pPr>
-        <w:rPr>
-          <w:lang w:val="es-419" w:eastAsia="es-CO"/>
-        </w:rPr>
-      </w:pPr>
-    </w:p>
-    <w:p>
-      <w:pPr>
-        <w:rPr>
-          <w:lang w:val="es-419" w:eastAsia="es-CO"/>
-        </w:rPr>
-      </w:pPr>
-    </w:p>
-    <w:p>
-      <w:pPr>
-        <w:rPr>
-          <w:lang w:val="es-419" w:eastAsia="es-CO"/>
-        </w:rPr>
-      </w:pPr>
-    </w:p>
-    <w:p>
-      <w:pPr>
-        <w:rPr>
-          <w:lang w:val="es-419" w:eastAsia="es-CO"/>
-        </w:rPr>
-      </w:pPr>
     </w:p>
     <w:p>
       <w:pPr>
@@ -13265,7 +13281,6 @@
   <w:style w:type="character" w:default="1" w:styleId="Fuentedeprrafopredeter">
     <w:name w:val="Default Paragraph Font"/>
     <w:uiPriority w:val="1"/>
-    <w:semiHidden/>
     <w:unhideWhenUsed/>
   </w:style>
   <w:style w:type="table" w:default="1" w:styleId="Tablanormal">
@@ -14454,21 +14469,8 @@
 </file>
 
 <file path=customXml/item1.xml><?xml version="1.0" encoding="utf-8"?>
-<b:Sources xmlns:b="http://schemas.openxmlformats.org/officeDocument/2006/bibliography" xmlns="http://schemas.openxmlformats.org/officeDocument/2006/bibliography" SelectedStyle="\APASixthEditionOfficeOnline.xsl" StyleName="APA" Version="6"/>
-</file>
-
-<file path=customXml/item2.xml><?xml version="1.0" encoding="utf-8"?>
-<?mso-contentType ?>
-<FormTemplates xmlns="http://schemas.microsoft.com/sharepoint/v3/contenttype/forms">
-  <Display>DocumentLibraryForm</Display>
-  <Edit>DocumentLibraryForm</Edit>
-  <New>DocumentLibraryForm</New>
-</FormTemplates>
-</file>
-
-<file path=customXml/item3.xml><?xml version="1.0" encoding="utf-8"?>
-<ct:contentTypeSchema xmlns:ct="http://schemas.microsoft.com/office/2006/metadata/contentType" xmlns:ma="http://schemas.microsoft.com/office/2006/metadata/properties/metaAttributes" ct:_="" ma:_="" ma:contentTypeName="Documento" ma:contentTypeID="0x0101005D7421CBAB376F47AC1876466873BE0C" ma:contentTypeVersion="11" ma:contentTypeDescription="Crear nuevo documento." ma:contentTypeScope="" ma:versionID="3a1bba6d8728ce939bf9f95dae234b40">
-  <xsd:schema xmlns:xsd="http://www.w3.org/2001/XMLSchema" xmlns:xs="http://www.w3.org/2001/XMLSchema" xmlns:p="http://schemas.microsoft.com/office/2006/metadata/properties" xmlns:ns2="55abea07-cd72-4a95-add0-1082a24cf9e9" xmlns:ns3="285d351f-f218-493a-825f-85a9dfbde315" targetNamespace="http://schemas.microsoft.com/office/2006/metadata/properties" ma:root="true" ma:fieldsID="a4f96e62c8f781ccc064189483c2e669" ns2:_="" ns3:_="">
+<ct:contentTypeSchema xmlns:ct="http://schemas.microsoft.com/office/2006/metadata/contentType" xmlns:ma="http://schemas.microsoft.com/office/2006/metadata/properties/metaAttributes" ct:_="" ma:_="" ma:contentTypeName="Documento" ma:contentTypeID="0x0101005D7421CBAB376F47AC1876466873BE0C" ma:contentTypeVersion="11" ma:contentTypeDescription="Crear nuevo documento." ma:contentTypeScope="" ma:versionID="2b4f891a1a5ad88e3e621500c8553ae4">
+  <xsd:schema xmlns:xsd="http://www.w3.org/2001/XMLSchema" xmlns:xs="http://www.w3.org/2001/XMLSchema" xmlns:p="http://schemas.microsoft.com/office/2006/metadata/properties" xmlns:ns2="55abea07-cd72-4a95-add0-1082a24cf9e9" xmlns:ns3="285d351f-f218-493a-825f-85a9dfbde315" targetNamespace="http://schemas.microsoft.com/office/2006/metadata/properties" ma:root="true" ma:fieldsID="4883b2e7c543eac85f1b7e21127c6f20" ns2:_="" ns3:_="">
     <xsd:import namespace="55abea07-cd72-4a95-add0-1082a24cf9e9"/>
     <xsd:import namespace="285d351f-f218-493a-825f-85a9dfbde315"/>
     <xsd:element name="properties">
@@ -14661,6 +14663,19 @@
 </ct:contentTypeSchema>
 </file>
 
+<file path=customXml/item2.xml><?xml version="1.0" encoding="utf-8"?>
+<?mso-contentType ?>
+<FormTemplates xmlns="http://schemas.microsoft.com/sharepoint/v3/contenttype/forms">
+  <Display>DocumentLibraryForm</Display>
+  <Edit>DocumentLibraryForm</Edit>
+  <New>DocumentLibraryForm</New>
+</FormTemplates>
+</file>
+
+<file path=customXml/item3.xml><?xml version="1.0" encoding="utf-8"?>
+<b:Sources xmlns:b="http://schemas.openxmlformats.org/officeDocument/2006/bibliography" xmlns="http://schemas.openxmlformats.org/officeDocument/2006/bibliography" SelectedStyle="\APASixthEditionOfficeOnline.xsl" StyleName="APA" Version="6"/>
+</file>
+
 <file path=customXml/item4.xml><?xml version="1.0" encoding="utf-8"?>
 <p:properties xmlns:p="http://schemas.microsoft.com/office/2006/metadata/properties" xmlns:xsi="http://www.w3.org/2001/XMLSchema-instance" xmlns:pc="http://schemas.microsoft.com/office/infopath/2007/PartnerControls">
   <documentManagement>
@@ -14673,11 +14688,7 @@
 </file>
 
 <file path=customXml/itemProps1.xml><?xml version="1.0" encoding="utf-8"?>
-<ds:datastoreItem xmlns:ds="http://schemas.openxmlformats.org/officeDocument/2006/customXml" ds:itemID="{A9F2CEBA-C824-4C86-81A8-E32CBD0EB92D}">
-  <ds:schemaRefs>
-    <ds:schemaRef ds:uri="http://schemas.openxmlformats.org/officeDocument/2006/bibliography"/>
-  </ds:schemaRefs>
-</ds:datastoreItem>
+<ds:datastoreItem xmlns:ds="http://schemas.openxmlformats.org/officeDocument/2006/customXml" ds:itemID="{3774F8D6-8F1B-4E8D-BEF4-4261DC2BE780}"/>
 </file>
 
 <file path=customXml/itemProps2.xml><?xml version="1.0" encoding="utf-8"?>
@@ -14689,7 +14700,11 @@
 </file>
 
 <file path=customXml/itemProps3.xml><?xml version="1.0" encoding="utf-8"?>
-<ds:datastoreItem xmlns:ds="http://schemas.openxmlformats.org/officeDocument/2006/customXml" ds:itemID="{0698188A-5B7C-4032-8021-12C85029C166}"/>
+<ds:datastoreItem xmlns:ds="http://schemas.openxmlformats.org/officeDocument/2006/customXml" ds:itemID="{A9F2CEBA-C824-4C86-81A8-E32CBD0EB92D}">
+  <ds:schemaRefs>
+    <ds:schemaRef ds:uri="http://schemas.openxmlformats.org/officeDocument/2006/bibliography"/>
+  </ds:schemaRefs>
+</ds:datastoreItem>
 </file>
 
 <file path=customXml/itemProps4.xml><?xml version="1.0" encoding="utf-8"?>
